--- a/Assignments/Week7_Assignment.docx
+++ b/Assignments/Week7_Assignment.docx
@@ -1,302 +1,352 @@
 
 <file path=word/document.xml><?xml version="1.0" encoding="utf-8"?>
-<w:document xmlns:wpc="http://schemas.microsoft.com/office/word/2010/wordprocessingCanvas" xmlns:mc="http://schemas.openxmlformats.org/markup-compatibility/2006" xmlns:o="urn:schemas-microsoft-com:office:office" xmlns:r="http://schemas.openxmlformats.org/officeDocument/2006/relationships" xmlns:m="http://schemas.openxmlformats.org/officeDocument/2006/math" xmlns:v="urn:schemas-microsoft-com:vml" xmlns:wp14="http://schemas.microsoft.com/office/word/2010/wordprocessingDrawing" xmlns:wp="http://schemas.openxmlformats.org/drawingml/2006/wordprocessingDrawing" xmlns:w10="urn:schemas-microsoft-com:office:word" xmlns:w="http://schemas.openxmlformats.org/wordprocessingml/2006/main" xmlns:w14="http://schemas.microsoft.com/office/word/2010/wordml" xmlns:w15="http://schemas.microsoft.com/office/word/2012/wordml" xmlns:wpg="http://schemas.microsoft.com/office/word/2010/wordprocessingGroup" xmlns:wpi="http://schemas.microsoft.com/office/word/2010/wordprocessingInk" xmlns:wne="http://schemas.microsoft.com/office/word/2006/wordml" xmlns:wps="http://schemas.microsoft.com/office/word/2010/wordprocessingShape" xmlns:cx="http://schemas.microsoft.com/office/drawing/2014/chartex" xmlns:cx1="http://schemas.microsoft.com/office/drawing/2015/9/8/chartex" xmlns:cx2="http://schemas.microsoft.com/office/drawing/2015/10/21/chartex" xmlns:cx3="http://schemas.microsoft.com/office/drawing/2016/5/9/chartex" xmlns:cx4="http://schemas.microsoft.com/office/drawing/2016/5/10/chartex" xmlns:cx5="http://schemas.microsoft.com/office/drawing/2016/5/11/chartex" xmlns:cx6="http://schemas.microsoft.com/office/drawing/2016/5/12/chartex" xmlns:cx7="http://schemas.microsoft.com/office/drawing/2016/5/13/chartex" xmlns:cx8="http://schemas.microsoft.com/office/drawing/2016/5/14/chartex" xmlns:aink="http://schemas.microsoft.com/office/drawing/2016/ink" xmlns:am3d="http://schemas.microsoft.com/office/drawing/2017/model3d" xmlns:w16cex="http://schemas.microsoft.com/office/word/2018/wordml/cex" xmlns:w16cid="http://schemas.microsoft.com/office/word/2016/wordml/cid" xmlns:w16="http://schemas.microsoft.com/office/word/2018/wordml" xmlns:w16sdtdh="http://schemas.microsoft.com/office/word/2020/wordml/sdtdatahash" xmlns:w16se="http://schemas.microsoft.com/office/word/2015/wordml/symex" mc:Ignorable="w14 w15 wp14">
+<w:document xmlns:wpc="http://schemas.microsoft.com/office/word/2010/wordprocessingCanvas" xmlns:cx="http://schemas.microsoft.com/office/drawing/2014/chartex" xmlns:cx1="http://schemas.microsoft.com/office/drawing/2015/9/8/chartex" xmlns:cx2="http://schemas.microsoft.com/office/drawing/2015/10/21/chartex" xmlns:cx3="http://schemas.microsoft.com/office/drawing/2016/5/9/chartex" xmlns:cx4="http://schemas.microsoft.com/office/drawing/2016/5/10/chartex" xmlns:cx5="http://schemas.microsoft.com/office/drawing/2016/5/11/chartex" xmlns:cx6="http://schemas.microsoft.com/office/drawing/2016/5/12/chartex" xmlns:cx7="http://schemas.microsoft.com/office/drawing/2016/5/13/chartex" xmlns:cx8="http://schemas.microsoft.com/office/drawing/2016/5/14/chartex" xmlns:mc="http://schemas.openxmlformats.org/markup-compatibility/2006" xmlns:aink="http://schemas.microsoft.com/office/drawing/2016/ink" xmlns:am3d="http://schemas.microsoft.com/office/drawing/2017/model3d" xmlns:o="urn:schemas-microsoft-com:office:office" xmlns:oel="http://schemas.microsoft.com/office/2019/extlst" xmlns:r="http://schemas.openxmlformats.org/officeDocument/2006/relationships" xmlns:m="http://schemas.openxmlformats.org/officeDocument/2006/math" xmlns:v="urn:schemas-microsoft-com:vml" xmlns:wp14="http://schemas.microsoft.com/office/word/2010/wordprocessingDrawing" xmlns:wp="http://schemas.openxmlformats.org/drawingml/2006/wordprocessingDrawing" xmlns:w10="urn:schemas-microsoft-com:office:word" xmlns:w="http://schemas.openxmlformats.org/wordprocessingml/2006/main" xmlns:w14="http://schemas.microsoft.com/office/word/2010/wordml" xmlns:w15="http://schemas.microsoft.com/office/word/2012/wordml" xmlns:w16cex="http://schemas.microsoft.com/office/word/2018/wordml/cex" xmlns:w16cid="http://schemas.microsoft.com/office/word/2016/wordml/cid" xmlns:w16="http://schemas.microsoft.com/office/word/2018/wordml" xmlns:w16du="http://schemas.microsoft.com/office/word/2023/wordml/word16du" xmlns:w16sdtdh="http://schemas.microsoft.com/office/word/2020/wordml/sdtdatahash" xmlns:w16sdtfl="http://schemas.microsoft.com/office/word/2024/wordml/sdtformatlock" xmlns:w16se="http://schemas.microsoft.com/office/word/2015/wordml/symex" xmlns:wpg="http://schemas.microsoft.com/office/word/2010/wordprocessingGroup" xmlns:wpi="http://schemas.microsoft.com/office/word/2010/wordprocessingInk" xmlns:wne="http://schemas.microsoft.com/office/word/2006/wordml" xmlns:wps="http://schemas.microsoft.com/office/word/2010/wordprocessingShape" mc:Ignorable="w14 w15 w16se w16cid w16 w16cex w16sdtdh w16sdtfl w16du wp14">
   <w:body>
     <w:p>
       <w:pPr>
+        <w:spacing w:after="120"/>
         <w:pBdr>
           <w:bottom w:val="single" w:sz="6" w:space="0" w:color="FFD100"/>
         </w:pBdr>
-        <w:spacing w:after="120"/>
-        <w:rPr>
+      </w:pPr>
+      <w:r>
+        <w:rPr>
+          <w:i/>
+          <w:color w:val="666666"/>
+          <w:sz w:val="16"/>
+        </w:rPr>
+        <w:t>MGMT298D: Science and Strategy of AI | UCLA Anderson</w:t>
+      </w:r>
+    </w:p>
+    <w:p>
+      <w:pPr>
+        <w:pStyle w:val="Heading1"/>
+      </w:pPr>
+      <w:r>
+        <w:rPr>
+          <w:b w:val="0"/>
+          <w:i/>
+          <w:color w:val="000000"/>
           <w:sz w:val="22"/>
-          <w:szCs w:val="22"/>
-        </w:rPr>
-      </w:pPr>
-      <w:r>
-        <w:rPr>
+        </w:rPr>
+        <w:t>Assignment 7</w:t>
+      </w:r>
+      <w:r>
+        <w:rPr>
+          <w:b w:val="0"/>
+          <w:color w:val="000000"/>
+          <w:sz w:val="32"/>
+        </w:rPr>
+        <w:br/>
+      </w:r>
+      <w:r>
+        <w:rPr>
+          <w:color w:val="005587"/>
+          <w:sz w:val="32"/>
+        </w:rPr>
+        <w:t>Retrieval-Augmented Generation (RAG)</w:t>
+      </w:r>
+      <w:r>
+        <w:rPr>
+          <w:b w:val="0"/>
+          <w:color w:val="000000"/>
+          <w:sz w:val="32"/>
+        </w:rPr>
+        <w:br/>
+      </w:r>
+      <w:r>
+        <w:rPr>
+          <w:b w:val="0"/>
           <w:i/>
-          <w:iCs/>
-          <w:sz w:val="18"/>
-          <w:szCs w:val="18"/>
-          <w:color w:val="666666"/>
-        </w:rPr>
-        <w:t xml:space="preserve">MGMT298D: Science and Strategy of AI | UCLA Anderson</w:t>
-      </w:r>
-    </w:p>
-    <w:p>
-      <w:pPr>
-        <w:pStyle w:val="Heading1"/>
-        <w:rPr>
-          <w:sz w:val="32"/>
-          <w:szCs w:val="32"/>
-        </w:rPr>
-      </w:pPr>
-      <w:r>
-        <w:t xml:space="preserve">LLM API Parameters: Text Generation</w:t>
-      </w:r>
-    </w:p>
-    <w:p>
-      <w:pPr>
-        <w:spacing w:after="360" w:before="60"/>
-        <w:rPr>
-          <w:sz w:val="22"/>
-          <w:szCs w:val="22"/>
-        </w:rPr>
-      </w:pPr>
-      <w:r>
-        <w:rPr>
-          <w:sz w:val="21"/>
-          <w:szCs w:val="21"/>
-          <w:color w:val="666666"/>
-          <w:i/>
-          <w:iCs/>
-        </w:rPr>
-        <w:t xml:space="preserve">Week 8</w:t>
-      </w:r>
-    </w:p>
-    <w:p>
-      <w:pPr>
-        <w:spacing w:after="0"/>
-      </w:pPr>
-    </w:p>
-    <w:p>
-      <w:pPr>
-        <w:pStyle w:val="Heading2"/>
-        <w:rPr>
+          <w:color w:val="000000"/>
           <w:sz w:val="24"/>
-          <w:szCs w:val="24"/>
-        </w:rPr>
-      </w:pPr>
-      <w:r>
-        <w:rPr>
-          <w:sz w:val="24"/>
-          <w:szCs w:val="24"/>
-        </w:rPr>
-        <w:t xml:space="preserve">Instructions</w:t>
-      </w:r>
-    </w:p>
-    <w:p>
-      <w:pPr>
-        <w:spacing w:after="200"/>
-        <w:rPr>
-          <w:sz w:val="22"/>
-          <w:szCs w:val="22"/>
-        </w:rPr>
-      </w:pPr>
-      <w:r>
-        <w:rPr>
-          <w:sz w:val="22"/>
-          <w:szCs w:val="22"/>
-        </w:rPr>
-        <w:t xml:space="preserve">Build models using the Week 8 web application and answer the following questions. Upload your completed assignment to BruinLearn.</w:t>
-      </w:r>
-    </w:p>
-    <w:p>
-      <w:pPr>
-        <w:spacing w:after="0"/>
-      </w:pPr>
-    </w:p>
-    <w:p>
-      <w:pPr>
-        <w:pStyle w:val="Heading2"/>
-        <w:rPr>
-          <w:sz w:val="24"/>
-          <w:szCs w:val="24"/>
-        </w:rPr>
-      </w:pPr>
-      <w:r>
-        <w:rPr>
-          <w:sz w:val="24"/>
-          <w:szCs w:val="24"/>
-        </w:rPr>
-        <w:t xml:space="preserve">Questions</w:t>
-      </w:r>
+        </w:rPr>
+        <w:t>10-K Due Diligence</w:t>
+      </w:r>
+    </w:p>
+    <w:p>
+      <w:pPr/>
     </w:p>
     <w:p>
       <w:pPr>
         <w:pStyle w:val="Heading3"/>
-        <w:rPr>
-          <w:sz w:val="22"/>
-          <w:szCs w:val="22"/>
-        </w:rPr>
-      </w:pPr>
-      <w:r>
-        <w:rPr>
-          <w:sz w:val="22"/>
-          <w:szCs w:val="22"/>
-        </w:rPr>
-        <w:t xml:space="preserve">Question 1</w:t>
-      </w:r>
-    </w:p>
-    <w:p>
-      <w:pPr>
-        <w:spacing w:after="200"/>
-        <w:rPr>
-          <w:sz w:val="22"/>
-          <w:szCs w:val="22"/>
-        </w:rPr>
-      </w:pPr>
-      <w:r>
-        <w:rPr>
-          <w:sz w:val="22"/>
-          <w:szCs w:val="22"/>
-        </w:rPr>
-        <w:t xml:space="preserve">Generate text with temperature=0.2, then with temperature=1.5. Compare the outputs. How does temperature affect creativity and coherence, and when would you use a low versus high temperature?</w:t>
-      </w:r>
+      </w:pPr>
+      <w:r>
+        <w:rPr>
+          <w:color w:val="156082"/>
+          <w:sz w:val="20"/>
+        </w:rPr>
+        <w:t>Overview.</w:t>
+      </w:r>
+      <w:r>
+        <w:rPr>
+          <w:b w:val="0"/>
+          <w:color w:val="156082"/>
+          <w:sz w:val="20"/>
+        </w:rPr>
+        <w:t xml:space="preserve"> </w:t>
+      </w:r>
+      <w:r>
+        <w:rPr>
+          <w:b w:val="0"/>
+          <w:color w:val="000000"/>
+          <w:sz w:val="20"/>
+        </w:rPr>
+        <w:t>In this assignment, you will use retrieval-augmented generation (RAG) to compare two real robotics and autonomy companies: Luminar Technologies, Inc. and Ouster, Inc. Both companies build LiDAR-based sensing technologies for autonomy-related markets, but they differ in customer focus, strategy, and risk profile. A Form 10-K is an annual report filed with the SEC that summarizes a public company's business, risk factors, financial condition, and management discussion. In due diligence, analysts use 10-Ks to ground their judgments in official company disclosures. The purpose of this assignment is to see how RAG can help an analyst retrieve relevant evidence from long filings, compare companies, and separate grounded analysis from model guesswork.</w:t>
+      </w:r>
+    </w:p>
+    <w:p>
+      <w:pPr/>
+    </w:p>
+    <w:p>
+      <w:pPr/>
     </w:p>
     <w:p>
       <w:pPr>
         <w:pStyle w:val="Heading3"/>
-        <w:rPr>
-          <w:sz w:val="22"/>
-          <w:szCs w:val="22"/>
-        </w:rPr>
-      </w:pPr>
-      <w:r>
-        <w:rPr>
-          <w:sz w:val="22"/>
-          <w:szCs w:val="22"/>
-        </w:rPr>
-        <w:t xml:space="preserve">Question 2</w:t>
-      </w:r>
-    </w:p>
-    <w:p>
-      <w:pPr>
-        <w:spacing w:after="200"/>
-        <w:rPr>
-          <w:sz w:val="22"/>
-          <w:szCs w:val="22"/>
-        </w:rPr>
-      </w:pPr>
-      <w:r>
-        <w:rPr>
-          <w:sz w:val="22"/>
-          <w:szCs w:val="22"/>
-        </w:rPr>
-        <w:t xml:space="preserve">Set top_p=0.1 and generate text, then set top_p=0.9 and generate again. Report the differences. What does nucleus sampling (top_p) control, and how does it differ from temperature?</w:t>
-      </w:r>
+      </w:pPr>
+      <w:r>
+        <w:rPr>
+          <w:color w:val="156082"/>
+          <w:sz w:val="20"/>
+        </w:rPr>
+        <w:t>Instructions.</w:t>
+      </w:r>
+      <w:r>
+        <w:rPr>
+          <w:b w:val="0"/>
+          <w:color w:val="156082"/>
+          <w:sz w:val="20"/>
+        </w:rPr>
+        <w:t xml:space="preserve"> </w:t>
+      </w:r>
+      <w:r>
+        <w:rPr>
+          <w:b w:val="0"/>
+          <w:color w:val="000000"/>
+          <w:sz w:val="20"/>
+        </w:rPr>
+        <w:t>Use the Week 7 web app to upload the Luminar and Ouster 10-K filings. Ask the same due diligence questions across both companies, inspect the retrieved chunks, and answer the questions below. Stick to 3 sentences maximum per question. Upload your responses to BruinLearn as a PDF.</w:t>
+      </w:r>
+    </w:p>
+    <w:p>
+      <w:pPr/>
+    </w:p>
+    <w:p>
+      <w:pPr/>
     </w:p>
     <w:p>
       <w:pPr>
         <w:pStyle w:val="Heading3"/>
-        <w:rPr>
-          <w:sz w:val="22"/>
-          <w:szCs w:val="22"/>
-        </w:rPr>
-      </w:pPr>
-      <w:r>
-        <w:rPr>
-          <w:sz w:val="22"/>
-          <w:szCs w:val="22"/>
-        </w:rPr>
-        <w:t xml:space="preserve">Question 3</w:t>
-      </w:r>
-    </w:p>
-    <w:p>
-      <w:pPr>
-        <w:spacing w:after="200"/>
-        <w:rPr>
-          <w:sz w:val="22"/>
-          <w:szCs w:val="22"/>
-        </w:rPr>
-      </w:pPr>
-      <w:r>
-        <w:rPr>
-          <w:sz w:val="22"/>
-          <w:szCs w:val="22"/>
-        </w:rPr>
-        <w:t xml:space="preserve">Generate a response with max_tokens=50, then with max_tokens=200. Compare the outputs. What are the practical implications of token limits for real-world LLM applications?</w:t>
-      </w:r>
+      </w:pPr>
+      <w:r>
+        <w:rPr>
+          <w:color w:val="156082"/>
+          <w:sz w:val="20"/>
+        </w:rPr>
+        <w:t>Question 1.</w:t>
+      </w:r>
+      <w:r>
+        <w:rPr>
+          <w:b w:val="0"/>
+          <w:color w:val="156082"/>
+          <w:sz w:val="20"/>
+        </w:rPr>
+        <w:t xml:space="preserve"> </w:t>
+      </w:r>
+      <w:r>
+        <w:rPr>
+          <w:b w:val="0"/>
+          <w:color w:val="000000"/>
+          <w:sz w:val="20"/>
+        </w:rPr>
+        <w:t>Company Positioning. Use the RAG app to compare Ouster and Luminar. Based on the filings, what markets or customers does each company appear to be targeting? How are their strategies similar, and how are they different?</w:t>
+      </w:r>
+    </w:p>
+    <w:p>
+      <w:pPr/>
+    </w:p>
+    <w:p>
+      <w:pPr/>
+    </w:p>
+    <w:p>
+      <w:pPr/>
+    </w:p>
+    <w:p>
+      <w:pPr/>
+    </w:p>
+    <w:p>
+      <w:pPr/>
+    </w:p>
+    <w:p>
+      <w:pPr/>
+    </w:p>
+    <w:p>
+      <w:pPr/>
     </w:p>
     <w:p>
       <w:pPr>
         <w:pStyle w:val="Heading3"/>
-        <w:rPr>
-          <w:sz w:val="22"/>
-          <w:szCs w:val="22"/>
-        </w:rPr>
-      </w:pPr>
-      <w:r>
-        <w:rPr>
-          <w:sz w:val="22"/>
-          <w:szCs w:val="22"/>
-        </w:rPr>
-        <w:t xml:space="preserve">Question 4</w:t>
-      </w:r>
-    </w:p>
-    <w:p>
-      <w:pPr>
-        <w:spacing w:after="200"/>
-        <w:rPr>
-          <w:sz w:val="22"/>
-          <w:szCs w:val="22"/>
-        </w:rPr>
-      </w:pPr>
-      <w:r>
-        <w:rPr>
-          <w:sz w:val="22"/>
-          <w:szCs w:val="22"/>
-        </w:rPr>
-        <w:t xml:space="preserve">Use the same prompt but generate 5 completions by varying the random seed (or by running multiple times). How much do the outputs vary? What does this tell you about the stochastic nature of LLM generation and the importance of prompt engineering?</w:t>
-      </w:r>
+      </w:pPr>
+      <w:r>
+        <w:rPr>
+          <w:color w:val="156082"/>
+          <w:sz w:val="20"/>
+        </w:rPr>
+        <w:t>Question 2.</w:t>
+      </w:r>
+      <w:r>
+        <w:rPr>
+          <w:b w:val="0"/>
+          <w:color w:val="156082"/>
+          <w:sz w:val="20"/>
+        </w:rPr>
+        <w:t xml:space="preserve"> </w:t>
+      </w:r>
+      <w:r>
+        <w:rPr>
+          <w:b w:val="0"/>
+          <w:color w:val="000000"/>
+          <w:sz w:val="20"/>
+        </w:rPr>
+        <w:t>Risk Factors. Ask the app about the major risk factors for both companies. What risks do Ouster and Luminar share as LiDAR/autonomy companies? What risks seem more specific to one company?</w:t>
+      </w:r>
+    </w:p>
+    <w:p>
+      <w:pPr/>
+    </w:p>
+    <w:p>
+      <w:pPr/>
+    </w:p>
+    <w:p>
+      <w:pPr/>
+    </w:p>
+    <w:p>
+      <w:pPr/>
+    </w:p>
+    <w:p>
+      <w:pPr/>
+    </w:p>
+    <w:p>
+      <w:pPr/>
+    </w:p>
+    <w:p>
+      <w:pPr>
+        <w:pStyle w:val="Heading3"/>
+      </w:pPr>
+    </w:p>
+    <w:p>
+      <w:pPr>
+        <w:pStyle w:val="Heading3"/>
+      </w:pPr>
+      <w:r>
+        <w:rPr>
+          <w:color w:val="156082"/>
+          <w:sz w:val="20"/>
+        </w:rPr>
+        <w:t>Question 3.</w:t>
+      </w:r>
+      <w:r>
+        <w:rPr>
+          <w:b w:val="0"/>
+          <w:color w:val="156082"/>
+          <w:sz w:val="20"/>
+        </w:rPr>
+        <w:t xml:space="preserve"> </w:t>
+      </w:r>
+      <w:r>
+        <w:rPr>
+          <w:b w:val="0"/>
+          <w:color w:val="000000"/>
+          <w:sz w:val="20"/>
+        </w:rPr>
+        <w:t>RAG vs. Zero-Shot. Choose one due diligence question and compare the zero-shot response with the RAG response. What does the zero-shot answer get right or wrong? How does grounding the answer in the 10-K improve the analysis?</w:t>
+      </w:r>
+    </w:p>
+    <w:p>
+      <w:pPr/>
+    </w:p>
+    <w:p>
+      <w:pPr/>
+    </w:p>
+    <w:p>
+      <w:pPr/>
+    </w:p>
+    <w:p>
+      <w:pPr/>
+    </w:p>
+    <w:p>
+      <w:pPr/>
+    </w:p>
+    <w:p>
+      <w:pPr/>
+    </w:p>
+    <w:p>
+      <w:pPr/>
+    </w:p>
+    <w:p>
+      <w:pPr>
+        <w:pStyle w:val="Heading3"/>
+      </w:pPr>
+      <w:r>
+        <w:rPr>
+          <w:color w:val="156082"/>
+          <w:sz w:val="20"/>
+        </w:rPr>
+        <w:t>Question 4.</w:t>
+      </w:r>
+      <w:r>
+        <w:rPr>
+          <w:b w:val="0"/>
+          <w:color w:val="156082"/>
+          <w:sz w:val="20"/>
+        </w:rPr>
+        <w:t xml:space="preserve"> </w:t>
+      </w:r>
+      <w:r>
+        <w:rPr>
+          <w:b w:val="0"/>
+          <w:color w:val="000000"/>
+          <w:sz w:val="20"/>
+        </w:rPr>
+        <w:t>Analyst Recommendation. Based on the RAG output and retrieved chunks, which company appears better positioned for the next 12-24 months? Make a short analyst-style recommendation and explain what evidence supports it. Also identify one important question you would still need to investigate outside the 10-K.</w:t>
+      </w:r>
+    </w:p>
+    <w:p>
+      <w:pPr/>
+    </w:p>
+    <w:p>
+      <w:pPr/>
+    </w:p>
+    <w:p>
+      <w:pPr/>
+    </w:p>
+    <w:p>
+      <w:pPr/>
+    </w:p>
+    <w:p>
+      <w:pPr/>
+    </w:p>
+    <w:p>
+      <w:pPr/>
     </w:p>
     <w:sectPr>
-      <w:pgSz w:w="12240" w:h="15840" w:orient="portrait"/>
+      <w:pgSz w:w="12240" w:h="15840"/>
       <w:pgMar w:top="1440" w:right="1440" w:bottom="1440" w:left="1440" w:header="708" w:footer="708" w:gutter="0"/>
-      <w:pgNumType/>
+      <w:cols w:space="720"/>
       <w:docGrid w:linePitch="360"/>
     </w:sectPr>
   </w:body>
 </w:document>
 </file>
 
-<file path=word/comments.xml><?xml version="1.0" encoding="utf-8"?>
-<w:comments xmlns:cx="http://schemas.microsoft.com/office/drawing/2014/chartex" xmlns:cx1="http://schemas.microsoft.com/office/drawing/2015/9/8/chartex" xmlns:cx2="http://schemas.microsoft.com/office/drawing/2015/10/21/chartex" xmlns:cx3="http://schemas.microsoft.com/office/drawing/2016/5/9/chartex" xmlns:cx4="http://schemas.microsoft.com/office/drawing/2016/5/10/chartex" xmlns:cx5="http://schemas.microsoft.com/office/drawing/2016/5/11/chartex" xmlns:cx6="http://schemas.microsoft.com/office/drawing/2016/5/12/chartex" xmlns:cx7="http://schemas.microsoft.com/office/drawing/2016/5/13/chartex" xmlns:cx8="http://schemas.microsoft.com/office/drawing/2016/5/14/chartex" xmlns:mc="http://schemas.openxmlformats.org/markup-compatibility/2006" xmlns:aink="http://schemas.microsoft.com/office/drawing/2016/ink" xmlns:am3d="http://schemas.microsoft.com/office/drawing/2017/model3d" xmlns:o="urn:schemas-microsoft-com:office:office" xmlns:r="http://schemas.openxmlformats.org/officeDocument/2006/relationships" xmlns:m="http://schemas.openxmlformats.org/officeDocument/2006/math" xmlns:v="urn:schemas-microsoft-com:vml" xmlns:wp14="http://schemas.microsoft.com/office/word/2010/wordprocessingDrawing" xmlns:wp="http://schemas.openxmlformats.org/drawingml/2006/wordprocessingDrawing" xmlns:w10="urn:schemas-microsoft-com:office:word" xmlns:w="http://schemas.openxmlformats.org/wordprocessingml/2006/main" xmlns:w14="http://schemas.microsoft.com/office/word/2010/wordml" xmlns:w15="http://schemas.microsoft.com/office/word/2012/wordml" xmlns:w16cex="http://schemas.microsoft.com/office/word/2018/wordml/cex" xmlns:w16cid="http://schemas.microsoft.com/office/word/2016/wordml/cid" xmlns:w16="http://schemas.microsoft.com/office/word/2018/wordml" xmlns:w16sdtdh="http://schemas.microsoft.com/office/word/2020/wordml/sdtdatahash" xmlns:w16se="http://schemas.microsoft.com/office/word/2015/wordml/symex" xmlns:wpg="http://schemas.microsoft.com/office/word/2010/wordprocessingGroup" xmlns:wpi="http://schemas.microsoft.com/office/word/2010/wordprocessingInk" xmlns:wne="http://schemas.microsoft.com/office/word/2006/wordml" xmlns:wps="http://schemas.microsoft.com/office/word/2010/wordprocessingShape"/>
-</file>
-
-<file path=word/footnotes.xml><?xml version="1.0" encoding="utf-8"?>
-<w:footnotes xmlns:wpc="http://schemas.microsoft.com/office/word/2010/wordprocessingCanvas" xmlns:mc="http://schemas.openxmlformats.org/markup-compatibility/2006" xmlns:o="urn:schemas-microsoft-com:office:office" xmlns:r="http://schemas.openxmlformats.org/officeDocument/2006/relationships" xmlns:m="http://schemas.openxmlformats.org/officeDocument/2006/math" xmlns:v="urn:schemas-microsoft-com:vml" xmlns:wp14="http://schemas.microsoft.com/office/word/2010/wordprocessingDrawing" xmlns:wp="http://schemas.openxmlformats.org/drawingml/2006/wordprocessingDrawing" xmlns:w10="urn:schemas-microsoft-com:office:word" xmlns:w="http://schemas.openxmlformats.org/wordprocessingml/2006/main" xmlns:w14="http://schemas.microsoft.com/office/word/2010/wordml" xmlns:w15="http://schemas.microsoft.com/office/word/2012/wordml" xmlns:wpg="http://schemas.microsoft.com/office/word/2010/wordprocessingGroup" xmlns:wpi="http://schemas.microsoft.com/office/word/2010/wordprocessingInk" xmlns:wne="http://schemas.microsoft.com/office/word/2006/wordml" xmlns:wps="http://schemas.microsoft.com/office/word/2010/wordprocessingShape" mc:Ignorable="w14 w15 wp14">
-  <w:footnote w:type="separator" w:id="-1">
-    <w:p>
-      <w:pPr>
-        <w:spacing w:after="0" w:line="240" w:lineRule="auto"/>
-      </w:pPr>
-      <w:r>
-        <w:rPr>
-          <w:rStyle w:val="FootnoteReference"/>
-        </w:rPr>
-        <w:footnoteRef/>
-      </w:r>
-      <w:r>
-        <w:separator/>
-      </w:r>
-    </w:p>
-  </w:footnote>
-  <w:footnote w:type="continuationSeparator" w:id="0">
-    <w:p>
-      <w:pPr>
-        <w:spacing w:after="0" w:line="240" w:lineRule="auto"/>
-      </w:pPr>
-      <w:r>
-        <w:rPr>
-          <w:rStyle w:val="FootnoteReference"/>
-        </w:rPr>
-        <w:footnoteRef/>
-      </w:r>
-      <w:r>
-        <w:continuationSeparator/>
-      </w:r>
-    </w:p>
-  </w:footnote>
-</w:footnotes>
-</file>
-
 <file path=word/numbering.xml><?xml version="1.0" encoding="utf-8"?>
-<w:numbering xmlns:wpc="http://schemas.microsoft.com/office/word/2010/wordprocessingCanvas" xmlns:mc="http://schemas.openxmlformats.org/markup-compatibility/2006" xmlns:o="urn:schemas-microsoft-com:office:office" xmlns:r="http://schemas.openxmlformats.org/officeDocument/2006/relationships" xmlns:m="http://schemas.openxmlformats.org/officeDocument/2006/math" xmlns:v="urn:schemas-microsoft-com:vml" xmlns:wp14="http://schemas.microsoft.com/office/word/2010/wordprocessingDrawing" xmlns:wp="http://schemas.openxmlformats.org/drawingml/2006/wordprocessingDrawing" xmlns:w10="urn:schemas-microsoft-com:office:word" xmlns:w="http://schemas.openxmlformats.org/wordprocessingml/2006/main" xmlns:w14="http://schemas.microsoft.com/office/word/2010/wordml" xmlns:w15="http://schemas.microsoft.com/office/word/2012/wordml" xmlns:wpg="http://schemas.microsoft.com/office/word/2010/wordprocessingGroup" xmlns:wpi="http://schemas.microsoft.com/office/word/2010/wordprocessingInk" xmlns:wne="http://schemas.microsoft.com/office/word/2006/wordml" xmlns:wps="http://schemas.microsoft.com/office/word/2010/wordprocessingShape" mc:Ignorable="w14 w15 wp14">
-  <w:abstractNum w:abstractNumId="1" w15:restartNumberingAfterBreak="0">
+<w:numbering xmlns:wpc="http://schemas.microsoft.com/office/word/2010/wordprocessingCanvas" xmlns:cx="http://schemas.microsoft.com/office/drawing/2014/chartex" xmlns:cx1="http://schemas.microsoft.com/office/drawing/2015/9/8/chartex" xmlns:cx2="http://schemas.microsoft.com/office/drawing/2015/10/21/chartex" xmlns:cx3="http://schemas.microsoft.com/office/drawing/2016/5/9/chartex" xmlns:cx4="http://schemas.microsoft.com/office/drawing/2016/5/10/chartex" xmlns:cx5="http://schemas.microsoft.com/office/drawing/2016/5/11/chartex" xmlns:cx6="http://schemas.microsoft.com/office/drawing/2016/5/12/chartex" xmlns:cx7="http://schemas.microsoft.com/office/drawing/2016/5/13/chartex" xmlns:cx8="http://schemas.microsoft.com/office/drawing/2016/5/14/chartex" xmlns:mc="http://schemas.openxmlformats.org/markup-compatibility/2006" xmlns:aink="http://schemas.microsoft.com/office/drawing/2016/ink" xmlns:am3d="http://schemas.microsoft.com/office/drawing/2017/model3d" xmlns:o="urn:schemas-microsoft-com:office:office" xmlns:oel="http://schemas.microsoft.com/office/2019/extlst" xmlns:r="http://schemas.openxmlformats.org/officeDocument/2006/relationships" xmlns:m="http://schemas.openxmlformats.org/officeDocument/2006/math" xmlns:v="urn:schemas-microsoft-com:vml" xmlns:wp14="http://schemas.microsoft.com/office/word/2010/wordprocessingDrawing" xmlns:wp="http://schemas.openxmlformats.org/drawingml/2006/wordprocessingDrawing" xmlns:w10="urn:schemas-microsoft-com:office:word" xmlns:w="http://schemas.openxmlformats.org/wordprocessingml/2006/main" xmlns:w14="http://schemas.microsoft.com/office/word/2010/wordml" xmlns:w15="http://schemas.microsoft.com/office/word/2012/wordml" xmlns:w16cex="http://schemas.microsoft.com/office/word/2018/wordml/cex" xmlns:w16cid="http://schemas.microsoft.com/office/word/2016/wordml/cid" xmlns:w16="http://schemas.microsoft.com/office/word/2018/wordml" xmlns:w16du="http://schemas.microsoft.com/office/word/2023/wordml/word16du" xmlns:w16sdtdh="http://schemas.microsoft.com/office/word/2020/wordml/sdtdatahash" xmlns:w16sdtfl="http://schemas.microsoft.com/office/word/2024/wordml/sdtformatlock" xmlns:w16se="http://schemas.microsoft.com/office/word/2015/wordml/symex" xmlns:wpg="http://schemas.microsoft.com/office/word/2010/wordprocessingGroup" xmlns:wpi="http://schemas.microsoft.com/office/word/2010/wordprocessingInk" xmlns:wne="http://schemas.microsoft.com/office/word/2006/wordml" xmlns:wps="http://schemas.microsoft.com/office/word/2010/wordprocessingShape" mc:Ignorable="w14 w15 w16se w16cid w16 w16cex w16sdtdh w16sdtfl w16du wp14">
+  <w:abstractNum w:abstractNumId="0" w15:restartNumberingAfterBreak="0">
+    <w:nsid w:val="585B5AEB"/>
     <w:multiLevelType w:val="hybridMultilevel"/>
-    <w:lvl w:ilvl="0" w15:tentative="1">
+    <w:tmpl w:val="4BDCC744"/>
+    <w:lvl w:ilvl="0" w:tplc="11507C5A">
       <w:start w:val="1"/>
       <w:numFmt w:val="bullet"/>
       <w:lvlText w:val="●"/>
@@ -305,7 +355,7 @@
         <w:ind w:left="720" w:hanging="360"/>
       </w:pPr>
     </w:lvl>
-    <w:lvl w:ilvl="1" w15:tentative="1">
+    <w:lvl w:ilvl="1" w:tplc="F36ADF30">
       <w:start w:val="1"/>
       <w:numFmt w:val="bullet"/>
       <w:lvlText w:val="○"/>
@@ -314,7 +364,7 @@
         <w:ind w:left="1440" w:hanging="360"/>
       </w:pPr>
     </w:lvl>
-    <w:lvl w:ilvl="2" w15:tentative="1">
+    <w:lvl w:ilvl="2" w:tplc="B0B0CB90">
       <w:start w:val="1"/>
       <w:numFmt w:val="bullet"/>
       <w:lvlText w:val="■"/>
@@ -323,7 +373,7 @@
         <w:ind w:left="2160" w:hanging="360"/>
       </w:pPr>
     </w:lvl>
-    <w:lvl w:ilvl="3" w15:tentative="1">
+    <w:lvl w:ilvl="3" w:tplc="C9A2F7C4">
       <w:start w:val="1"/>
       <w:numFmt w:val="bullet"/>
       <w:lvlText w:val="●"/>
@@ -332,7 +382,7 @@
         <w:ind w:left="2880" w:hanging="360"/>
       </w:pPr>
     </w:lvl>
-    <w:lvl w:ilvl="4" w15:tentative="1">
+    <w:lvl w:ilvl="4" w:tplc="E286B66A">
       <w:start w:val="1"/>
       <w:numFmt w:val="bullet"/>
       <w:lvlText w:val="○"/>
@@ -341,7 +391,7 @@
         <w:ind w:left="3600" w:hanging="360"/>
       </w:pPr>
     </w:lvl>
-    <w:lvl w:ilvl="5" w15:tentative="1">
+    <w:lvl w:ilvl="5" w:tplc="A3C89DEC">
       <w:start w:val="1"/>
       <w:numFmt w:val="bullet"/>
       <w:lvlText w:val="■"/>
@@ -350,7 +400,7 @@
         <w:ind w:left="4320" w:hanging="360"/>
       </w:pPr>
     </w:lvl>
-    <w:lvl w:ilvl="6" w15:tentative="1">
+    <w:lvl w:ilvl="6" w:tplc="FFDA10B0">
       <w:start w:val="1"/>
       <w:numFmt w:val="bullet"/>
       <w:lvlText w:val="●"/>
@@ -359,7 +409,7 @@
         <w:ind w:left="5040" w:hanging="360"/>
       </w:pPr>
     </w:lvl>
-    <w:lvl w:ilvl="7" w15:tentative="1">
+    <w:lvl w:ilvl="7" w:tplc="AE267C40">
       <w:start w:val="1"/>
       <w:numFmt w:val="bullet"/>
       <w:lvlText w:val="●"/>
@@ -368,7 +418,7 @@
         <w:ind w:left="5760" w:hanging="360"/>
       </w:pPr>
     </w:lvl>
-    <w:lvl w:ilvl="8" w15:tentative="1">
+    <w:lvl w:ilvl="8" w:tplc="2A30E6E6">
       <w:start w:val="1"/>
       <w:numFmt w:val="bullet"/>
       <w:lvlText w:val="●"/>
@@ -378,8 +428,8 @@
       </w:pPr>
     </w:lvl>
   </w:abstractNum>
-  <w:num w:numId="1">
-    <w:abstractNumId w:val="1"/>
+  <w:num w:numId="1" w16cid:durableId="1118455142">
+    <w:abstractNumId w:val="0"/>
     <w:lvlOverride w:ilvl="0">
       <w:startOverride w:val="1"/>
     </w:lvlOverride>
@@ -988,5 +1038,344 @@
       <w:szCs w:val="20"/>
     </w:rPr>
   </w:style>
+  <w:style w:type="character" w:styleId="UnresolvedMention">
+    <w:name w:val="Unresolved Mention"/>
+    <w:basedOn w:val="DefaultParagraphFont"/>
+    <w:uiPriority w:val="99"/>
+    <w:semiHidden/>
+    <w:unhideWhenUsed/>
+    <w:rsid w:val="00EA2ADC"/>
+    <w:rPr>
+      <w:color w:val="605E5C"/>
+      <w:shd w:val="clear" w:color="auto" w:fill="E1DFDD"/>
+    </w:rPr>
+  </w:style>
+  <w:style w:type="character" w:styleId="FollowedHyperlink">
+    <w:name w:val="FollowedHyperlink"/>
+    <w:basedOn w:val="DefaultParagraphFont"/>
+    <w:uiPriority w:val="99"/>
+    <w:semiHidden/>
+    <w:unhideWhenUsed/>
+    <w:rsid w:val="00CC0335"/>
+    <w:rPr>
+      <w:color w:val="96607D" w:themeColor="followedHyperlink"/>
+      <w:u w:val="single"/>
+    </w:rPr>
+  </w:style>
 </w:styles>
+</file>
+
+<file path=word/theme/theme1.xml><?xml version="1.0" encoding="utf-8"?>
+<a:theme xmlns:a="http://schemas.openxmlformats.org/drawingml/2006/main" name="Office Theme">
+  <a:themeElements>
+    <a:clrScheme name="Office">
+      <a:dk1>
+        <a:sysClr val="windowText" lastClr="000000"/>
+      </a:dk1>
+      <a:lt1>
+        <a:sysClr val="window" lastClr="FFFFFF"/>
+      </a:lt1>
+      <a:dk2>
+        <a:srgbClr val="0E2841"/>
+      </a:dk2>
+      <a:lt2>
+        <a:srgbClr val="E8E8E8"/>
+      </a:lt2>
+      <a:accent1>
+        <a:srgbClr val="156082"/>
+      </a:accent1>
+      <a:accent2>
+        <a:srgbClr val="E97132"/>
+      </a:accent2>
+      <a:accent3>
+        <a:srgbClr val="196B24"/>
+      </a:accent3>
+      <a:accent4>
+        <a:srgbClr val="0F9ED5"/>
+      </a:accent4>
+      <a:accent5>
+        <a:srgbClr val="A02B93"/>
+      </a:accent5>
+      <a:accent6>
+        <a:srgbClr val="4EA72E"/>
+      </a:accent6>
+      <a:hlink>
+        <a:srgbClr val="467886"/>
+      </a:hlink>
+      <a:folHlink>
+        <a:srgbClr val="96607D"/>
+      </a:folHlink>
+    </a:clrScheme>
+    <a:fontScheme name="Office">
+      <a:majorFont>
+        <a:latin typeface="Aptos Display" panose="02110004020202020204"/>
+        <a:ea typeface=""/>
+        <a:cs typeface=""/>
+        <a:font script="Jpan" typeface="游ゴシック Light"/>
+        <a:font script="Hang" typeface="맑은 고딕"/>
+        <a:font script="Hans" typeface="等线 Light"/>
+        <a:font script="Hant" typeface="新細明體"/>
+        <a:font script="Arab" typeface="Times New Roman"/>
+        <a:font script="Hebr" typeface="Times New Roman"/>
+        <a:font script="Thai" typeface="Angsana New"/>
+        <a:font script="Ethi" typeface="Nyala"/>
+        <a:font script="Beng" typeface="Vrinda"/>
+        <a:font script="Gujr" typeface="Shruti"/>
+        <a:font script="Khmr" typeface="MoolBoran"/>
+        <a:font script="Knda" typeface="Tunga"/>
+        <a:font script="Guru" typeface="Raavi"/>
+        <a:font script="Cans" typeface="Euphemia"/>
+        <a:font script="Cher" typeface="Plantagenet Cherokee"/>
+        <a:font script="Yiii" typeface="Microsoft Yi Baiti"/>
+        <a:font script="Tibt" typeface="Microsoft Himalaya"/>
+        <a:font script="Thaa" typeface="MV Boli"/>
+        <a:font script="Deva" typeface="Mangal"/>
+        <a:font script="Telu" typeface="Gautami"/>
+        <a:font script="Taml" typeface="Latha"/>
+        <a:font script="Syrc" typeface="Estrangelo Edessa"/>
+        <a:font script="Orya" typeface="Kalinga"/>
+        <a:font script="Mlym" typeface="Kartika"/>
+        <a:font script="Laoo" typeface="DokChampa"/>
+        <a:font script="Sinh" typeface="Iskoola Pota"/>
+        <a:font script="Mong" typeface="Mongolian Baiti"/>
+        <a:font script="Viet" typeface="Times New Roman"/>
+        <a:font script="Uigh" typeface="Microsoft Uighur"/>
+        <a:font script="Geor" typeface="Sylfaen"/>
+        <a:font script="Armn" typeface="Arial"/>
+        <a:font script="Bugi" typeface="Leelawadee UI"/>
+        <a:font script="Bopo" typeface="Microsoft JhengHei"/>
+        <a:font script="Java" typeface="Javanese Text"/>
+        <a:font script="Lisu" typeface="Segoe UI"/>
+        <a:font script="Mymr" typeface="Myanmar Text"/>
+        <a:font script="Nkoo" typeface="Ebrima"/>
+        <a:font script="Olck" typeface="Nirmala UI"/>
+        <a:font script="Osma" typeface="Ebrima"/>
+        <a:font script="Phag" typeface="Phagspa"/>
+        <a:font script="Syrn" typeface="Estrangelo Edessa"/>
+        <a:font script="Syrj" typeface="Estrangelo Edessa"/>
+        <a:font script="Syre" typeface="Estrangelo Edessa"/>
+        <a:font script="Sora" typeface="Nirmala UI"/>
+        <a:font script="Tale" typeface="Microsoft Tai Le"/>
+        <a:font script="Talu" typeface="Microsoft New Tai Lue"/>
+        <a:font script="Tfng" typeface="Ebrima"/>
+      </a:majorFont>
+      <a:minorFont>
+        <a:latin typeface="Aptos" panose="02110004020202020204"/>
+        <a:ea typeface=""/>
+        <a:cs typeface=""/>
+        <a:font script="Jpan" typeface="游明朝"/>
+        <a:font script="Hang" typeface="맑은 고딕"/>
+        <a:font script="Hans" typeface="等线"/>
+        <a:font script="Hant" typeface="新細明體"/>
+        <a:font script="Arab" typeface="Arial"/>
+        <a:font script="Hebr" typeface="Arial"/>
+        <a:font script="Thai" typeface="Cordia New"/>
+        <a:font script="Ethi" typeface="Nyala"/>
+        <a:font script="Beng" typeface="Vrinda"/>
+        <a:font script="Gujr" typeface="Shruti"/>
+        <a:font script="Khmr" typeface="DaunPenh"/>
+        <a:font script="Knda" typeface="Tunga"/>
+        <a:font script="Guru" typeface="Raavi"/>
+        <a:font script="Cans" typeface="Euphemia"/>
+        <a:font script="Cher" typeface="Plantagenet Cherokee"/>
+        <a:font script="Yiii" typeface="Microsoft Yi Baiti"/>
+        <a:font script="Tibt" typeface="Microsoft Himalaya"/>
+        <a:font script="Thaa" typeface="MV Boli"/>
+        <a:font script="Deva" typeface="Mangal"/>
+        <a:font script="Telu" typeface="Gautami"/>
+        <a:font script="Taml" typeface="Latha"/>
+        <a:font script="Syrc" typeface="Estrangelo Edessa"/>
+        <a:font script="Orya" typeface="Kalinga"/>
+        <a:font script="Mlym" typeface="Kartika"/>
+        <a:font script="Laoo" typeface="DokChampa"/>
+        <a:font script="Sinh" typeface="Iskoola Pota"/>
+        <a:font script="Mong" typeface="Mongolian Baiti"/>
+        <a:font script="Viet" typeface="Arial"/>
+        <a:font script="Uigh" typeface="Microsoft Uighur"/>
+        <a:font script="Geor" typeface="Sylfaen"/>
+        <a:font script="Armn" typeface="Arial"/>
+        <a:font script="Bugi" typeface="Leelawadee UI"/>
+        <a:font script="Bopo" typeface="Microsoft JhengHei"/>
+        <a:font script="Java" typeface="Javanese Text"/>
+        <a:font script="Lisu" typeface="Segoe UI"/>
+        <a:font script="Mymr" typeface="Myanmar Text"/>
+        <a:font script="Nkoo" typeface="Ebrima"/>
+        <a:font script="Olck" typeface="Nirmala UI"/>
+        <a:font script="Osma" typeface="Ebrima"/>
+        <a:font script="Phag" typeface="Phagspa"/>
+        <a:font script="Syrn" typeface="Estrangelo Edessa"/>
+        <a:font script="Syrj" typeface="Estrangelo Edessa"/>
+        <a:font script="Syre" typeface="Estrangelo Edessa"/>
+        <a:font script="Sora" typeface="Nirmala UI"/>
+        <a:font script="Tale" typeface="Microsoft Tai Le"/>
+        <a:font script="Talu" typeface="Microsoft New Tai Lue"/>
+        <a:font script="Tfng" typeface="Ebrima"/>
+      </a:minorFont>
+    </a:fontScheme>
+    <a:fmtScheme name="Office">
+      <a:fillStyleLst>
+        <a:solidFill>
+          <a:schemeClr val="phClr"/>
+        </a:solidFill>
+        <a:gradFill rotWithShape="1">
+          <a:gsLst>
+            <a:gs pos="0">
+              <a:schemeClr val="phClr">
+                <a:lumMod val="110000"/>
+                <a:satMod val="105000"/>
+                <a:tint val="67000"/>
+              </a:schemeClr>
+            </a:gs>
+            <a:gs pos="50000">
+              <a:schemeClr val="phClr">
+                <a:lumMod val="105000"/>
+                <a:satMod val="103000"/>
+                <a:tint val="73000"/>
+              </a:schemeClr>
+            </a:gs>
+            <a:gs pos="100000">
+              <a:schemeClr val="phClr">
+                <a:lumMod val="105000"/>
+                <a:satMod val="109000"/>
+                <a:tint val="81000"/>
+              </a:schemeClr>
+            </a:gs>
+          </a:gsLst>
+          <a:lin ang="5400000" scaled="0"/>
+        </a:gradFill>
+        <a:gradFill rotWithShape="1">
+          <a:gsLst>
+            <a:gs pos="0">
+              <a:schemeClr val="phClr">
+                <a:satMod val="103000"/>
+                <a:lumMod val="102000"/>
+                <a:tint val="94000"/>
+              </a:schemeClr>
+            </a:gs>
+            <a:gs pos="50000">
+              <a:schemeClr val="phClr">
+                <a:satMod val="110000"/>
+                <a:lumMod val="100000"/>
+                <a:shade val="100000"/>
+              </a:schemeClr>
+            </a:gs>
+            <a:gs pos="100000">
+              <a:schemeClr val="phClr">
+                <a:lumMod val="99000"/>
+                <a:satMod val="120000"/>
+                <a:shade val="78000"/>
+              </a:schemeClr>
+            </a:gs>
+          </a:gsLst>
+          <a:lin ang="5400000" scaled="0"/>
+        </a:gradFill>
+      </a:fillStyleLst>
+      <a:lnStyleLst>
+        <a:ln w="12700" cap="flat" cmpd="sng" algn="ctr">
+          <a:solidFill>
+            <a:schemeClr val="phClr"/>
+          </a:solidFill>
+          <a:prstDash val="solid"/>
+          <a:miter lim="800000"/>
+        </a:ln>
+        <a:ln w="19050" cap="flat" cmpd="sng" algn="ctr">
+          <a:solidFill>
+            <a:schemeClr val="phClr"/>
+          </a:solidFill>
+          <a:prstDash val="solid"/>
+          <a:miter lim="800000"/>
+        </a:ln>
+        <a:ln w="25400" cap="flat" cmpd="sng" algn="ctr">
+          <a:solidFill>
+            <a:schemeClr val="phClr"/>
+          </a:solidFill>
+          <a:prstDash val="solid"/>
+          <a:miter lim="800000"/>
+        </a:ln>
+      </a:lnStyleLst>
+      <a:effectStyleLst>
+        <a:effectStyle>
+          <a:effectLst/>
+        </a:effectStyle>
+        <a:effectStyle>
+          <a:effectLst/>
+        </a:effectStyle>
+        <a:effectStyle>
+          <a:effectLst>
+            <a:outerShdw blurRad="57150" dist="19050" dir="5400000" algn="ctr" rotWithShape="0">
+              <a:srgbClr val="000000">
+                <a:alpha val="63000"/>
+              </a:srgbClr>
+            </a:outerShdw>
+          </a:effectLst>
+        </a:effectStyle>
+      </a:effectStyleLst>
+      <a:bgFillStyleLst>
+        <a:solidFill>
+          <a:schemeClr val="phClr"/>
+        </a:solidFill>
+        <a:solidFill>
+          <a:schemeClr val="phClr">
+            <a:tint val="95000"/>
+            <a:satMod val="170000"/>
+          </a:schemeClr>
+        </a:solidFill>
+        <a:gradFill rotWithShape="1">
+          <a:gsLst>
+            <a:gs pos="0">
+              <a:schemeClr val="phClr">
+                <a:tint val="93000"/>
+                <a:satMod val="150000"/>
+                <a:shade val="98000"/>
+                <a:lumMod val="102000"/>
+              </a:schemeClr>
+            </a:gs>
+            <a:gs pos="50000">
+              <a:schemeClr val="phClr">
+                <a:tint val="98000"/>
+                <a:satMod val="130000"/>
+                <a:shade val="90000"/>
+                <a:lumMod val="103000"/>
+              </a:schemeClr>
+            </a:gs>
+            <a:gs pos="100000">
+              <a:schemeClr val="phClr">
+                <a:shade val="63000"/>
+                <a:satMod val="120000"/>
+              </a:schemeClr>
+            </a:gs>
+          </a:gsLst>
+          <a:lin ang="5400000" scaled="0"/>
+        </a:gradFill>
+      </a:bgFillStyleLst>
+    </a:fmtScheme>
+  </a:themeElements>
+  <a:objectDefaults>
+    <a:lnDef>
+      <a:spPr/>
+      <a:bodyPr/>
+      <a:lstStyle/>
+      <a:style>
+        <a:lnRef idx="2">
+          <a:schemeClr val="accent1"/>
+        </a:lnRef>
+        <a:fillRef idx="0">
+          <a:schemeClr val="accent1"/>
+        </a:fillRef>
+        <a:effectRef idx="1">
+          <a:schemeClr val="accent1"/>
+        </a:effectRef>
+        <a:fontRef idx="minor">
+          <a:schemeClr val="tx1"/>
+        </a:fontRef>
+      </a:style>
+    </a:lnDef>
+  </a:objectDefaults>
+  <a:extraClrSchemeLst/>
+  <a:extLst>
+    <a:ext uri="{05A4C25C-085E-4340-85A3-A5531E510DB2}">
+      <thm15:themeFamily xmlns:thm15="http://schemas.microsoft.com/office/thememl/2012/main" name="Office Theme" id="{2E142A2C-CD16-42D6-873A-C26D2A0506FA}" vid="{1BDDFF52-6CD6-40A5-AB3C-68EB2F1E4D0A}"/>
+    </a:ext>
+  </a:extLst>
+</a:theme>
 </file>
--- a/Assignments/Week7_Assignment.docx
+++ b/Assignments/Week7_Assignment.docx
@@ -126,7 +126,27 @@
           <w:color w:val="000000"/>
           <w:sz w:val="20"/>
         </w:rPr>
-        <w:t>Use the Week 7 web app to upload the Luminar and Ouster 10-K filings. Ask the same due diligence questions across both companies, inspect the retrieved chunks, and answer the questions below. Stick to 3 sentences maximum per question. Upload your responses to BruinLearn as a PDF.</w:t>
+        <w:t xml:space="preserve">Use the </w:t>
+      </w:r>
+      <w:hyperlink r:id="rId8" w:history="1">
+        <w:r>
+          <w:rPr>
+            <w:rStyle w:val="Hyperlink"/>
+            <w:b w:val="0"/>
+            <w:bCs w:val="0"/>
+            <w:sz w:val="20"/>
+            <w:szCs w:val="20"/>
+          </w:rPr>
+          <w:t>Week 7 web app</w:t>
+        </w:r>
+      </w:hyperlink>
+      <w:r>
+        <w:rPr>
+          <w:b w:val="0"/>
+          <w:color w:val="000000"/>
+          <w:sz w:val="20"/>
+        </w:rPr>
+        <w:t xml:space="preserve"> to upload the Luminar and Ouster 10-K filings. Ask the same due diligence questions across both companies, inspect the retrieved chunks, and answer the questions below. Stick to 3 sentences maximum per question. Upload your responses to BruinLearn as a PDF.</w:t>
       </w:r>
     </w:p>
     <w:p>

--- a/Assignments/Week7_Assignment.docx
+++ b/Assignments/Week7_Assignment.docx
@@ -92,7 +92,7 @@
           <w:color w:val="000000"/>
           <w:sz w:val="20"/>
         </w:rPr>
-        <w:t>In this assignment, you will use retrieval-augmented generation (RAG) to compare two real robotics and autonomy companies: Luminar Technologies, Inc. and Ouster, Inc. Both companies build LiDAR-based sensing technologies for autonomy-related markets, but they differ in customer focus, strategy, and risk profile. A Form 10-K is an annual report filed with the SEC that summarizes a public company's business, risk factors, financial condition, and management discussion. In due diligence, analysts use 10-Ks to ground their judgments in official company disclosures. The purpose of this assignment is to see how RAG can help an analyst retrieve relevant evidence from long filings, compare companies, and separate grounded analysis from model guesswork.</w:t>
+        <w:t>In this assignment, you will use retrieval-augmented generation (RAG) to analyze two real robotics and autonomy companies: Ouster, Inc. and Luminar Technologies, Inc. Both companies build LiDAR-based sensing technologies for autonomy-related markets, but they differ in customer focus, strategy, and risk profile. A Form 10-K is an annual report filed with the SEC that summarizes a public company's business, risk factors, financial condition, and management discussion. In due diligence, analysts use 10-Ks to ground their judgments in official company disclosures. The purpose of this assignment is to see how RAG can retrieve evidence from long filings, improve on unguided LLM responses, and still leave room for human judgment.</w:t>
       </w:r>
     </w:p>
     <w:p>
@@ -146,7 +146,7 @@
           <w:color w:val="000000"/>
           <w:sz w:val="20"/>
         </w:rPr>
-        <w:t xml:space="preserve"> to upload the Luminar and Ouster 10-K filings. Ask the same due diligence questions across both companies, inspect the retrieved chunks, and answer the questions below. Stick to 3 sentences maximum per question. Upload your responses to BruinLearn as a PDF.</w:t>
+        <w:t xml:space="preserve"> to upload the 10-K excerpt PDFs and answer the questions below. Start with Ouster_10K_Excerpt.pdf, then add Luminar_10K_Excerpt.pdf when Question 3 asks you to compare both companies. Stick to 3 sentences maximum per question. Upload your responses to BruinLearn as a PDF.</w:t>
       </w:r>
     </w:p>
     <w:p>
@@ -180,7 +180,7 @@
           <w:color w:val="000000"/>
           <w:sz w:val="20"/>
         </w:rPr>
-        <w:t>Company Positioning. Use the RAG app to compare Ouster and Luminar. Based on the filings, what markets or customers does each company appear to be targeting? How are their strategies similar, and how are they different?</w:t>
+        <w:t>RAG vs. Zero-Shot: Ouster Profitability. Upload Ouster_10K_Excerpt.pdf and ask: Was Ouster profitable in 2024? Compare the zero-shot answer with the RAG answer. What specific 2024 financial figures does the RAG answer use, and how does the RAG answer differ from the zero-shot answer?</w:t>
       </w:r>
     </w:p>
     <w:p>
@@ -229,7 +229,7 @@
           <w:color w:val="000000"/>
           <w:sz w:val="20"/>
         </w:rPr>
-        <w:t>Risk Factors. Ask the app about the major risk factors for both companies. What risks do Ouster and Luminar share as LiDAR/autonomy companies? What risks seem more specific to one company?</w:t>
+        <w:t>Source Check. Open the retrieved chunks for the Ouster profitability question. Paste one retrieved chunk that contains evidence about Ouster’s 2024 profitability. Does this chunk support the RAG response, partially support it, or fail to support it? Explain briefly.</w:t>
       </w:r>
     </w:p>
     <w:p>
@@ -280,7 +280,7 @@
           <w:color w:val="000000"/>
           <w:sz w:val="20"/>
         </w:rPr>
-        <w:t>RAG vs. Zero-Shot. Choose one due diligence question and compare the zero-shot response with the RAG response. What does the zero-shot answer get right or wrong? How does grounding the answer in the 10-K improve the analysis?</w:t>
+        <w:t>Comparing Ouster and Luminar. Now upload Luminar_10K_Excerpt.pdf as well and ask: Was the company profitable in 2024? Compare the RAG answers for Ouster and Luminar. Which company appears closer to profitability based on the retrieved 10-K evidence, and what specific figures support your conclusion?</w:t>
       </w:r>
     </w:p>
     <w:p>
@@ -329,7 +329,7 @@
           <w:color w:val="000000"/>
           <w:sz w:val="20"/>
         </w:rPr>
-        <w:t>Analyst Recommendation. Based on the RAG output and retrieved chunks, which company appears better positioned for the next 12-24 months? Make a short analyst-style recommendation and explain what evidence supports it. Also identify one important question you would still need to investigate outside the 10-K.</w:t>
+        <w:t>Limitations of RAG. Ask the app: Which company is the better investment, Ouster or Luminar? Review the RAG answer and the retrieved chunks. What information from the 10-Ks is useful for this question, and what important information would you still need from outside the 10-Ks before making an investment judgment?</w:t>
       </w:r>
     </w:p>
     <w:p>

--- a/Assignments/Week7_Assignment.docx
+++ b/Assignments/Week7_Assignment.docx
@@ -4,10 +4,10 @@
   <w:body>
     <w:p>
       <w:pPr>
-        <w:spacing w:after="120"/>
         <w:pBdr>
           <w:bottom w:val="single" w:sz="6" w:space="0" w:color="FFD100"/>
         </w:pBdr>
+        <w:spacing w:after="120"/>
       </w:pPr>
       <w:r>
         <w:rPr>
@@ -41,7 +41,6 @@
       </w:r>
       <w:r>
         <w:rPr>
-          <w:color w:val="005587"/>
           <w:sz w:val="32"/>
         </w:rPr>
         <w:t>Retrieval-Augmented Generation (RAG)</w:t>
@@ -64,8 +63,160 @@
         <w:t>10-K Due Diligence</w:t>
       </w:r>
     </w:p>
+    <w:p/>
     <w:p>
-      <w:pPr/>
+      <w:pPr>
+        <w:pStyle w:val="Heading3"/>
+        <w:rPr>
+          <w:b w:val="0"/>
+          <w:color w:val="000000"/>
+          <w:sz w:val="20"/>
+        </w:rPr>
+      </w:pPr>
+      <w:r>
+        <w:rPr>
+          <w:color w:val="156082"/>
+          <w:sz w:val="20"/>
+        </w:rPr>
+        <w:t>Overview.</w:t>
+      </w:r>
+      <w:r>
+        <w:rPr>
+          <w:b w:val="0"/>
+          <w:color w:val="156082"/>
+          <w:sz w:val="20"/>
+        </w:rPr>
+        <w:t xml:space="preserve"> </w:t>
+      </w:r>
+      <w:r>
+        <w:rPr>
+          <w:b w:val="0"/>
+          <w:color w:val="000000"/>
+          <w:sz w:val="20"/>
+        </w:rPr>
+        <w:t>In this assignment, you will use retrieval-augmented generation (RAG) to analyze two real robotics and autonomy companies: Ouster, Inc. and Luminar Technologies, Inc. Both companies build LiDAR-based sensing technologies for autonomy-related markets</w:t>
+      </w:r>
+      <w:r>
+        <w:rPr>
+          <w:b w:val="0"/>
+          <w:color w:val="000000"/>
+          <w:sz w:val="20"/>
+        </w:rPr>
+        <w:t xml:space="preserve">. </w:t>
+      </w:r>
+      <w:r>
+        <w:rPr>
+          <w:b w:val="0"/>
+          <w:color w:val="000000"/>
+          <w:sz w:val="20"/>
+        </w:rPr>
+        <w:br/>
+      </w:r>
+      <w:r>
+        <w:rPr>
+          <w:b w:val="0"/>
+          <w:color w:val="000000"/>
+          <w:sz w:val="20"/>
+        </w:rPr>
+        <w:br/>
+        <w:t xml:space="preserve">The documents you will analyze using RAG are the </w:t>
+      </w:r>
+      <w:r>
+        <w:rPr>
+          <w:b w:val="0"/>
+          <w:color w:val="000000"/>
+          <w:sz w:val="20"/>
+        </w:rPr>
+        <w:t>10-K</w:t>
+      </w:r>
+      <w:r>
+        <w:rPr>
+          <w:b w:val="0"/>
+          <w:color w:val="000000"/>
+          <w:sz w:val="20"/>
+        </w:rPr>
+        <w:t xml:space="preserve"> filings from each company, which are </w:t>
+      </w:r>
+      <w:r>
+        <w:rPr>
+          <w:b w:val="0"/>
+          <w:color w:val="000000"/>
+          <w:sz w:val="20"/>
+        </w:rPr>
+        <w:t>annual report filed with the S</w:t>
+      </w:r>
+      <w:r>
+        <w:rPr>
+          <w:b w:val="0"/>
+          <w:color w:val="000000"/>
+          <w:sz w:val="20"/>
+        </w:rPr>
+        <w:t>ecurities and Exchange Commission (SEC)</w:t>
+      </w:r>
+      <w:r>
+        <w:rPr>
+          <w:b w:val="0"/>
+          <w:color w:val="000000"/>
+          <w:sz w:val="20"/>
+        </w:rPr>
+        <w:t xml:space="preserve"> that summarizes a public company's business, </w:t>
+      </w:r>
+      <w:r>
+        <w:rPr>
+          <w:b w:val="0"/>
+          <w:color w:val="000000"/>
+          <w:sz w:val="20"/>
+        </w:rPr>
+        <w:t xml:space="preserve">including </w:t>
+      </w:r>
+      <w:r>
+        <w:rPr>
+          <w:b w:val="0"/>
+          <w:color w:val="000000"/>
+          <w:sz w:val="20"/>
+        </w:rPr>
+        <w:t xml:space="preserve">risk factors, financial condition, and management. The purpose of this assignment is to see how RAG can retrieve evidence from </w:t>
+      </w:r>
+      <w:r>
+        <w:rPr>
+          <w:b w:val="0"/>
+          <w:color w:val="000000"/>
+          <w:sz w:val="20"/>
+        </w:rPr>
+        <w:t>specialized documents</w:t>
+      </w:r>
+      <w:r>
+        <w:rPr>
+          <w:b w:val="0"/>
+          <w:color w:val="000000"/>
+          <w:sz w:val="20"/>
+        </w:rPr>
+        <w:t xml:space="preserve"> like 10-Ks</w:t>
+      </w:r>
+      <w:r>
+        <w:rPr>
+          <w:b w:val="0"/>
+          <w:color w:val="000000"/>
+          <w:sz w:val="20"/>
+        </w:rPr>
+        <w:t xml:space="preserve"> to </w:t>
+      </w:r>
+      <w:r>
+        <w:rPr>
+          <w:b w:val="0"/>
+          <w:color w:val="000000"/>
+          <w:sz w:val="20"/>
+        </w:rPr>
+        <w:t>improve on unguided LLM responses</w:t>
+      </w:r>
+      <w:r>
+        <w:rPr>
+          <w:b w:val="0"/>
+          <w:color w:val="000000"/>
+          <w:sz w:val="20"/>
+        </w:rPr>
+        <w:t>.</w:t>
+      </w:r>
     </w:p>
     <w:p>
       <w:pPr>
@@ -76,7 +227,7 @@
           <w:color w:val="156082"/>
           <w:sz w:val="20"/>
         </w:rPr>
-        <w:t>Overview.</w:t>
+        <w:t>Instructions.</w:t>
       </w:r>
       <w:r>
         <w:rPr>
@@ -92,43 +243,35 @@
           <w:color w:val="000000"/>
           <w:sz w:val="20"/>
         </w:rPr>
-        <w:t>In this assignment, you will use retrieval-augmented generation (RAG) to analyze two real robotics and autonomy companies: Ouster, Inc. and Luminar Technologies, Inc. Both companies build LiDAR-based sensing technologies for autonomy-related markets, but they differ in customer focus, strategy, and risk profile. A Form 10-K is an annual report filed with the SEC that summarizes a public company's business, risk factors, financial condition, and management discussion. In due diligence, analysts use 10-Ks to ground their judgments in official company disclosures. The purpose of this assignment is to see how RAG can retrieve evidence from long filings, improve on unguided LLM responses, and still leave room for human judgment.</w:t>
-      </w:r>
-    </w:p>
-    <w:p>
-      <w:pPr/>
-    </w:p>
-    <w:p>
-      <w:pPr/>
-    </w:p>
-    <w:p>
-      <w:pPr>
-        <w:pStyle w:val="Heading3"/>
-      </w:pPr>
-      <w:r>
-        <w:rPr>
-          <w:color w:val="156082"/>
-          <w:sz w:val="20"/>
-        </w:rPr>
-        <w:t>Instructions.</w:t>
-      </w:r>
-      <w:r>
-        <w:rPr>
-          <w:b w:val="0"/>
-          <w:color w:val="156082"/>
-          <w:sz w:val="20"/>
-        </w:rPr>
-        <w:t xml:space="preserve"> </w:t>
-      </w:r>
-      <w:r>
-        <w:rPr>
-          <w:b w:val="0"/>
-          <w:color w:val="000000"/>
-          <w:sz w:val="20"/>
-        </w:rPr>
-        <w:t xml:space="preserve">Use the </w:t>
-      </w:r>
-      <w:hyperlink r:id="rId8" w:history="1">
+        <w:t xml:space="preserve">Download the 10-K file for each company from </w:t>
+      </w:r>
+      <w:proofErr w:type="spellStart"/>
+      <w:r>
+        <w:rPr>
+          <w:b w:val="0"/>
+          <w:color w:val="000000"/>
+          <w:sz w:val="20"/>
+        </w:rPr>
+        <w:t>BruinLearn</w:t>
+      </w:r>
+      <w:proofErr w:type="spellEnd"/>
+      <w:r>
+        <w:rPr>
+          <w:b w:val="0"/>
+          <w:color w:val="000000"/>
+          <w:sz w:val="20"/>
+        </w:rPr>
+        <w:t xml:space="preserve"> [Note: These PDFs are key excerpts from the full 10-K documents]</w:t>
+      </w:r>
+      <w:r>
+        <w:rPr>
+          <w:b w:val="0"/>
+          <w:color w:val="000000"/>
+          <w:sz w:val="20"/>
+        </w:rPr>
+        <w:t xml:space="preserve">. You will upload these into the </w:t>
+      </w:r>
+      <w:hyperlink r:id="rId5" w:history="1">
         <w:r>
           <w:rPr>
             <w:rStyle w:val="Hyperlink"/>
@@ -146,15 +289,44 @@
           <w:color w:val="000000"/>
           <w:sz w:val="20"/>
         </w:rPr>
-        <w:t xml:space="preserve"> to upload the 10-K excerpt PDFs and answer the questions below. Start with Ouster_10K_Excerpt.pdf, then add Luminar_10K_Excerpt.pdf when Question 3 asks you to compare both companies. Stick to 3 sentences maximum per question. Upload your responses to BruinLearn as a PDF.</w:t>
+        <w:t xml:space="preserve">. </w:t>
+      </w:r>
+      <w:r>
+        <w:rPr>
+          <w:b w:val="0"/>
+          <w:color w:val="000000"/>
+          <w:sz w:val="20"/>
+        </w:rPr>
+        <w:t>Answer the questions below and u</w:t>
+      </w:r>
+      <w:r>
+        <w:rPr>
+          <w:b w:val="0"/>
+          <w:color w:val="000000"/>
+          <w:sz w:val="20"/>
+        </w:rPr>
+        <w:t xml:space="preserve">pload your responses to </w:t>
+      </w:r>
+      <w:proofErr w:type="spellStart"/>
+      <w:r>
+        <w:rPr>
+          <w:b w:val="0"/>
+          <w:color w:val="000000"/>
+          <w:sz w:val="20"/>
+        </w:rPr>
+        <w:t>BruinLearn</w:t>
+      </w:r>
+      <w:proofErr w:type="spellEnd"/>
+      <w:r>
+        <w:rPr>
+          <w:b w:val="0"/>
+          <w:color w:val="000000"/>
+          <w:sz w:val="20"/>
+        </w:rPr>
+        <w:t xml:space="preserve"> as a PDF.</w:t>
       </w:r>
     </w:p>
-    <w:p>
-      <w:pPr/>
-    </w:p>
-    <w:p>
-      <w:pPr/>
-    </w:p>
+    <w:p/>
     <w:p>
       <w:pPr>
         <w:pStyle w:val="Heading3"/>
@@ -180,30 +352,106 @@
           <w:color w:val="000000"/>
           <w:sz w:val="20"/>
         </w:rPr>
-        <w:t>RAG vs. Zero-Shot: Ouster Profitability. Upload Ouster_10K_Excerpt.pdf and ask: Was Ouster profitable in 2024? Compare the zero-shot answer with the RAG answer. What specific 2024 financial figures does the RAG answer use, and how does the RAG answer differ from the zero-shot answer?</w:t>
+        <w:t xml:space="preserve">First </w:t>
+      </w:r>
+      <w:r>
+        <w:rPr>
+          <w:b w:val="0"/>
+          <w:color w:val="000000"/>
+          <w:sz w:val="20"/>
+        </w:rPr>
+        <w:t xml:space="preserve">Upload Ouster_10K_Excerpt.pdf and </w:t>
+      </w:r>
+      <w:proofErr w:type="gramStart"/>
+      <w:r>
+        <w:rPr>
+          <w:b w:val="0"/>
+          <w:color w:val="000000"/>
+          <w:sz w:val="20"/>
+        </w:rPr>
+        <w:t>ask</w:t>
+      </w:r>
+      <w:proofErr w:type="gramEnd"/>
+      <w:r>
+        <w:rPr>
+          <w:b w:val="0"/>
+          <w:color w:val="000000"/>
+          <w:sz w:val="20"/>
+        </w:rPr>
+        <w:t xml:space="preserve"> </w:t>
+      </w:r>
+      <w:r>
+        <w:rPr>
+          <w:b w:val="0"/>
+          <w:i/>
+          <w:iCs/>
+          <w:color w:val="000000"/>
+          <w:sz w:val="20"/>
+        </w:rPr>
+        <w:t>“</w:t>
+      </w:r>
+      <w:r>
+        <w:rPr>
+          <w:b w:val="0"/>
+          <w:i/>
+          <w:iCs/>
+          <w:color w:val="000000"/>
+          <w:sz w:val="20"/>
+        </w:rPr>
+        <w:t>Was Ouster profitable in 2024?</w:t>
+      </w:r>
+      <w:r>
+        <w:rPr>
+          <w:b w:val="0"/>
+          <w:i/>
+          <w:iCs/>
+          <w:color w:val="000000"/>
+          <w:sz w:val="20"/>
+        </w:rPr>
+        <w:t>”</w:t>
+      </w:r>
+      <w:r>
+        <w:rPr>
+          <w:b w:val="0"/>
+          <w:i/>
+          <w:iCs/>
+          <w:color w:val="000000"/>
+          <w:sz w:val="20"/>
+        </w:rPr>
+        <w:t>.</w:t>
+      </w:r>
+      <w:r>
+        <w:rPr>
+          <w:b w:val="0"/>
+          <w:color w:val="000000"/>
+          <w:sz w:val="20"/>
+        </w:rPr>
+        <w:t xml:space="preserve"> Compare the zero-shot answer with the RAG answer. What specific 2024 financial figures </w:t>
+      </w:r>
+      <w:proofErr w:type="gramStart"/>
+      <w:r>
+        <w:rPr>
+          <w:b w:val="0"/>
+          <w:color w:val="000000"/>
+          <w:sz w:val="20"/>
+        </w:rPr>
+        <w:t>does</w:t>
+      </w:r>
+      <w:proofErr w:type="gramEnd"/>
+      <w:r>
+        <w:rPr>
+          <w:b w:val="0"/>
+          <w:color w:val="000000"/>
+          <w:sz w:val="20"/>
+        </w:rPr>
+        <w:t xml:space="preserve"> the RAG answer use, and how does the RAG answer differ from the zero-shot answer?</w:t>
       </w:r>
     </w:p>
-    <w:p>
-      <w:pPr/>
-    </w:p>
-    <w:p>
-      <w:pPr/>
-    </w:p>
-    <w:p>
-      <w:pPr/>
-    </w:p>
-    <w:p>
-      <w:pPr/>
-    </w:p>
-    <w:p>
-      <w:pPr/>
-    </w:p>
-    <w:p>
-      <w:pPr/>
-    </w:p>
-    <w:p>
-      <w:pPr/>
-    </w:p>
+    <w:p/>
+    <w:p/>
+    <w:p/>
+    <w:p/>
+    <w:p/>
     <w:p>
       <w:pPr>
         <w:pStyle w:val="Heading3"/>
@@ -229,32 +477,167 @@
           <w:color w:val="000000"/>
           <w:sz w:val="20"/>
         </w:rPr>
-        <w:t>Source Check. Open the retrieved chunks for the Ouster profitability question. Paste one retrieved chunk that contains evidence about Ouster’s 2024 profitability. Does this chunk support the RAG response, partially support it, or fail to support it? Explain briefly.</w:t>
+        <w:t>Open the retrieved chunks for the Ouster profitability question</w:t>
+      </w:r>
+      <w:r>
+        <w:rPr>
+          <w:b w:val="0"/>
+          <w:color w:val="000000"/>
+          <w:sz w:val="20"/>
+        </w:rPr>
+        <w:t xml:space="preserve"> above</w:t>
+      </w:r>
+      <w:r>
+        <w:rPr>
+          <w:b w:val="0"/>
+          <w:color w:val="000000"/>
+          <w:sz w:val="20"/>
+        </w:rPr>
+        <w:t>. Paste one</w:t>
+      </w:r>
+      <w:r>
+        <w:rPr>
+          <w:b w:val="0"/>
+          <w:color w:val="000000"/>
+          <w:sz w:val="20"/>
+        </w:rPr>
+        <w:t xml:space="preserve"> of the</w:t>
+      </w:r>
+      <w:r>
+        <w:rPr>
+          <w:b w:val="0"/>
+          <w:color w:val="000000"/>
+          <w:sz w:val="20"/>
+        </w:rPr>
+        <w:t xml:space="preserve"> retrieved chunk</w:t>
+      </w:r>
+      <w:r>
+        <w:rPr>
+          <w:b w:val="0"/>
+          <w:color w:val="000000"/>
+          <w:sz w:val="20"/>
+        </w:rPr>
+        <w:t>s</w:t>
+      </w:r>
+      <w:r>
+        <w:rPr>
+          <w:b w:val="0"/>
+          <w:color w:val="000000"/>
+          <w:sz w:val="20"/>
+        </w:rPr>
+        <w:t xml:space="preserve"> that contains evidence about Ouster’s 2024 profitability. </w:t>
+      </w:r>
+      <w:r>
+        <w:rPr>
+          <w:b w:val="0"/>
+          <w:color w:val="000000"/>
+          <w:sz w:val="20"/>
+        </w:rPr>
+        <w:t>After inspecting the chunk, do you feel confident about the answer that the LLM generated?</w:t>
       </w:r>
     </w:p>
-    <w:p>
-      <w:pPr/>
-    </w:p>
-    <w:p>
-      <w:pPr/>
-    </w:p>
-    <w:p>
-      <w:pPr/>
-    </w:p>
-    <w:p>
-      <w:pPr/>
-    </w:p>
-    <w:p>
-      <w:pPr/>
-    </w:p>
-    <w:p>
-      <w:pPr/>
-    </w:p>
+    <w:p/>
+    <w:p/>
+    <w:p/>
+    <w:p/>
     <w:p>
       <w:pPr>
         <w:pStyle w:val="Heading3"/>
       </w:pPr>
+      <w:r>
+        <w:rPr>
+          <w:color w:val="156082"/>
+          <w:sz w:val="20"/>
+        </w:rPr>
+        <w:lastRenderedPageBreak/>
+        <w:t>Question 3.</w:t>
+      </w:r>
+      <w:r>
+        <w:rPr>
+          <w:b w:val="0"/>
+          <w:color w:val="156082"/>
+          <w:sz w:val="20"/>
+        </w:rPr>
+        <w:t xml:space="preserve"> </w:t>
+      </w:r>
+      <w:r>
+        <w:rPr>
+          <w:b w:val="0"/>
+          <w:color w:val="000000"/>
+          <w:sz w:val="20"/>
+        </w:rPr>
+        <w:t>Now upload Luminar_10K_Excerpt.pdf as well and</w:t>
+      </w:r>
+      <w:r>
+        <w:rPr>
+          <w:b w:val="0"/>
+          <w:color w:val="000000"/>
+          <w:sz w:val="20"/>
+        </w:rPr>
+        <w:t xml:space="preserve"> </w:t>
+      </w:r>
+      <w:r>
+        <w:rPr>
+          <w:b w:val="0"/>
+          <w:color w:val="000000"/>
+          <w:sz w:val="20"/>
+        </w:rPr>
+        <w:t>ask,</w:t>
+      </w:r>
+      <w:r>
+        <w:rPr>
+          <w:b w:val="0"/>
+          <w:color w:val="000000"/>
+          <w:sz w:val="20"/>
+        </w:rPr>
+        <w:t xml:space="preserve"> </w:t>
+      </w:r>
+      <w:r>
+        <w:rPr>
+          <w:b w:val="0"/>
+          <w:i/>
+          <w:iCs/>
+          <w:color w:val="000000"/>
+          <w:sz w:val="20"/>
+        </w:rPr>
+        <w:t>“</w:t>
+      </w:r>
+      <w:r>
+        <w:rPr>
+          <w:b w:val="0"/>
+          <w:i/>
+          <w:iCs/>
+          <w:color w:val="000000"/>
+          <w:sz w:val="20"/>
+        </w:rPr>
+        <w:t>Was the company profitable in 2024?</w:t>
+      </w:r>
+      <w:r>
+        <w:rPr>
+          <w:b w:val="0"/>
+          <w:i/>
+          <w:iCs/>
+          <w:color w:val="000000"/>
+          <w:sz w:val="20"/>
+        </w:rPr>
+        <w:t>”</w:t>
+      </w:r>
+      <w:r>
+        <w:rPr>
+          <w:b w:val="0"/>
+          <w:color w:val="000000"/>
+          <w:sz w:val="20"/>
+        </w:rPr>
+        <w:t xml:space="preserve"> Compare the RAG answers for Ouster and Luminar. Which company appears closer to profitability based on the retrieved 10-K evidence, and what specific figures support your conclusion?</w:t>
+      </w:r>
     </w:p>
+    <w:p/>
+    <w:p/>
+    <w:p/>
+    <w:p/>
+    <w:p/>
+    <w:p/>
+    <w:p/>
     <w:p>
       <w:pPr>
         <w:pStyle w:val="Heading3"/>
@@ -264,7 +647,7 @@
           <w:color w:val="156082"/>
           <w:sz w:val="20"/>
         </w:rPr>
-        <w:t>Question 3.</w:t>
+        <w:t>Question 4.</w:t>
       </w:r>
       <w:r>
         <w:rPr>
@@ -280,76 +663,15 @@
           <w:color w:val="000000"/>
           <w:sz w:val="20"/>
         </w:rPr>
-        <w:t>Comparing Ouster and Luminar. Now upload Luminar_10K_Excerpt.pdf as well and ask: Was the company profitable in 2024? Compare the RAG answers for Ouster and Luminar. Which company appears closer to profitability based on the retrieved 10-K evidence, and what specific figures support your conclusion?</w:t>
+        <w:t>Ask the app: Which company is the better investment, Ouster or Luminar? Review the RAG answer and the retrieved chunks. What information from the 10-Ks is useful for this question, and what important information would you still need from outside the 10-Ks before making an investment judgment?</w:t>
       </w:r>
     </w:p>
-    <w:p>
-      <w:pPr/>
-    </w:p>
-    <w:p>
-      <w:pPr/>
-    </w:p>
-    <w:p>
-      <w:pPr/>
-    </w:p>
-    <w:p>
-      <w:pPr/>
-    </w:p>
-    <w:p>
-      <w:pPr/>
-    </w:p>
-    <w:p>
-      <w:pPr/>
-    </w:p>
-    <w:p>
-      <w:pPr/>
-    </w:p>
-    <w:p>
-      <w:pPr>
-        <w:pStyle w:val="Heading3"/>
-      </w:pPr>
-      <w:r>
-        <w:rPr>
-          <w:color w:val="156082"/>
-          <w:sz w:val="20"/>
-        </w:rPr>
-        <w:t>Question 4.</w:t>
-      </w:r>
-      <w:r>
-        <w:rPr>
-          <w:b w:val="0"/>
-          <w:color w:val="156082"/>
-          <w:sz w:val="20"/>
-        </w:rPr>
-        <w:t xml:space="preserve"> </w:t>
-      </w:r>
-      <w:r>
-        <w:rPr>
-          <w:b w:val="0"/>
-          <w:color w:val="000000"/>
-          <w:sz w:val="20"/>
-        </w:rPr>
-        <w:t>Limitations of RAG. Ask the app: Which company is the better investment, Ouster or Luminar? Review the RAG answer and the retrieved chunks. What information from the 10-Ks is useful for this question, and what important information would you still need from outside the 10-Ks before making an investment judgment?</w:t>
-      </w:r>
-    </w:p>
-    <w:p>
-      <w:pPr/>
-    </w:p>
-    <w:p>
-      <w:pPr/>
-    </w:p>
-    <w:p>
-      <w:pPr/>
-    </w:p>
-    <w:p>
-      <w:pPr/>
-    </w:p>
-    <w:p>
-      <w:pPr/>
-    </w:p>
-    <w:p>
-      <w:pPr/>
-    </w:p>
+    <w:p/>
+    <w:p/>
+    <w:p/>
+    <w:p/>
+    <w:p/>
+    <w:p/>
     <w:sectPr>
       <w:pgSz w:w="12240" w:h="15840"/>
       <w:pgMar w:top="1440" w:right="1440" w:bottom="1440" w:left="1440" w:header="708" w:footer="708" w:gutter="0"/>

--- a/Assignments/Week7_Assignment.docx
+++ b/Assignments/Week7_Assignment.docx
@@ -663,7 +663,39 @@
           <w:color w:val="000000"/>
           <w:sz w:val="20"/>
         </w:rPr>
-        <w:t>Ask the app: Which company is the better investment, Ouster or Luminar? Review the RAG answer and the retrieved chunks. What information from the 10-Ks is useful for this question, and what important information would you still need from outside the 10-Ks before making an investment judgment?</w:t>
+        <w:t>Pick one other question of your choosing to help decide which of Ouster or Luminar is a better investment.</w:t>
+      </w:r>
+      <w:r>
+        <w:rPr>
+          <w:b w:val="0"/>
+          <w:color w:val="000000"/>
+          <w:sz w:val="20"/>
+        </w:rPr>
+        <w:t xml:space="preserve"> </w:t>
+      </w:r>
+      <w:r>
+        <w:rPr>
+          <w:b w:val="0"/>
+          <w:color w:val="000000"/>
+          <w:sz w:val="20"/>
+        </w:rPr>
+        <w:t>What</w:t>
+      </w:r>
+      <w:r>
+        <w:rPr>
+          <w:b w:val="0"/>
+          <w:color w:val="000000"/>
+          <w:sz w:val="20"/>
+        </w:rPr>
+        <w:t xml:space="preserve"> information would you still need from outside the 10-Ks before making a</w:t>
+      </w:r>
+      <w:r>
+        <w:rPr>
+          <w:b w:val="0"/>
+          <w:color w:val="000000"/>
+          <w:sz w:val="20"/>
+        </w:rPr>
+        <w:t>n investment decision?</w:t>
       </w:r>
     </w:p>
     <w:p/>

--- a/Assignments/Week7_Assignment.docx
+++ b/Assignments/Week7_Assignment.docx
@@ -326,7 +326,6 @@
         <w:t xml:space="preserve"> as a PDF.</w:t>
       </w:r>
     </w:p>
-    <w:p/>
     <w:p>
       <w:pPr>
         <w:pStyle w:val="Heading3"/>
@@ -452,6 +451,7 @@
     <w:p/>
     <w:p/>
     <w:p/>
+    <w:p/>
     <w:p>
       <w:pPr>
         <w:pStyle w:val="Heading3"/>
@@ -638,6 +638,8 @@
     <w:p/>
     <w:p/>
     <w:p/>
+    <w:p/>
+    <w:p/>
     <w:p>
       <w:pPr>
         <w:pStyle w:val="Heading3"/>
@@ -663,7 +665,15 @@
           <w:color w:val="000000"/>
           <w:sz w:val="20"/>
         </w:rPr>
-        <w:t>Pick one other question of your choosing to help decide which of Ouster or Luminar is a better investment.</w:t>
+        <w:t>Come up with one additional question that would help you</w:t>
+      </w:r>
+      <w:r>
+        <w:rPr>
+          <w:b w:val="0"/>
+          <w:color w:val="000000"/>
+          <w:sz w:val="20"/>
+        </w:rPr>
+        <w:t xml:space="preserve"> decide which of Ouster or Luminar is a better investment.</w:t>
       </w:r>
       <w:r>
         <w:rPr>
@@ -679,23 +689,55 @@
           <w:color w:val="000000"/>
           <w:sz w:val="20"/>
         </w:rPr>
-        <w:t>What</w:t>
-      </w:r>
-      <w:r>
-        <w:rPr>
-          <w:b w:val="0"/>
-          <w:color w:val="000000"/>
-          <w:sz w:val="20"/>
-        </w:rPr>
-        <w:t xml:space="preserve"> information would you still need from outside the 10-Ks before making a</w:t>
-      </w:r>
-      <w:r>
-        <w:rPr>
-          <w:b w:val="0"/>
-          <w:color w:val="000000"/>
-          <w:sz w:val="20"/>
-        </w:rPr>
-        <w:t>n investment decision?</w:t>
+        <w:t>In your answer below, briefly summary your question, the relevant information obtained via RAG, and whether you would invest in Ouster, Luminar, both, or neither company.</w:t>
+      </w:r>
+      <w:r>
+        <w:rPr>
+          <w:b w:val="0"/>
+          <w:color w:val="000000"/>
+          <w:sz w:val="20"/>
+        </w:rPr>
+        <w:t xml:space="preserve"> Is there any other information beyond the 10-Ks you would want to know?</w:t>
+      </w:r>
+      <w:r>
+        <w:rPr>
+          <w:b w:val="0"/>
+          <w:color w:val="000000"/>
+          <w:sz w:val="20"/>
+        </w:rPr>
+        <w:t xml:space="preserve"> (</w:t>
+      </w:r>
+      <w:r>
+        <w:rPr>
+          <w:b w:val="0"/>
+          <w:color w:val="000000"/>
+          <w:sz w:val="20"/>
+        </w:rPr>
+        <w:t>This is open ended and there are m</w:t>
+      </w:r>
+      <w:r>
+        <w:rPr>
+          <w:b w:val="0"/>
+          <w:color w:val="000000"/>
+          <w:sz w:val="20"/>
+        </w:rPr>
+        <w:t xml:space="preserve">any </w:t>
+      </w:r>
+      <w:r>
+        <w:rPr>
+          <w:b w:val="0"/>
+          <w:color w:val="000000"/>
+          <w:sz w:val="20"/>
+        </w:rPr>
+        <w:t>acceptable</w:t>
+      </w:r>
+      <w:r>
+        <w:rPr>
+          <w:b w:val="0"/>
+          <w:color w:val="000000"/>
+          <w:sz w:val="20"/>
+        </w:rPr>
+        <w:t xml:space="preserve"> answers). </w:t>
       </w:r>
     </w:p>
     <w:p/>
